--- a/Experiment-07-AF-Logical/Exp_7.docx
+++ b/Experiment-07-AF-Logical/Exp_7.docx
@@ -22,73 +22,70 @@
           <w:sz w:val="28"/>
           <w:szCs w:val="28"/>
         </w:rPr>
-        <w:t xml:space="preserve">Identifying Suspicious Processes and Malware Analysis Using </w:t>
-      </w:r>
-      <w:proofErr w:type="spellStart"/>
+        <w:t>Identifying Suspicious Processes and Malware Analysis Using Sysinternals Process Explorer</w:t>
+      </w:r>
+    </w:p>
+    <w:p>
+      <w:pPr>
+        <w:spacing w:line="360" w:lineRule="auto"/>
+        <w:jc w:val="both"/>
+        <w:rPr>
+          <w:rFonts w:ascii="Times New Roman" w:hAnsi="Times New Roman" w:cs="Times New Roman"/>
+        </w:rPr>
+      </w:pPr>
       <w:r>
         <w:rPr>
           <w:rFonts w:ascii="Times New Roman" w:hAnsi="Times New Roman" w:cs="Times New Roman"/>
           <w:b/>
           <w:bCs/>
-          <w:sz w:val="28"/>
-          <w:szCs w:val="28"/>
-        </w:rPr>
-        <w:t>Sysinternals</w:t>
-      </w:r>
-      <w:proofErr w:type="spellEnd"/>
+        </w:rPr>
+        <w:t>EXPERIMENT NO:</w:t>
+      </w:r>
+      <w:r>
+        <w:rPr>
+          <w:rFonts w:ascii="Times New Roman" w:hAnsi="Times New Roman" w:cs="Times New Roman"/>
+        </w:rPr>
+        <w:t xml:space="preserve"> 0</w:t>
+      </w:r>
+      <w:r>
+        <w:rPr>
+          <w:rFonts w:ascii="Times New Roman" w:hAnsi="Times New Roman" w:cs="Times New Roman"/>
+        </w:rPr>
+        <w:t xml:space="preserve">7                                                                 </w:t>
+      </w:r>
+    </w:p>
+    <w:p>
+      <w:pPr>
+        <w:spacing w:line="360" w:lineRule="auto"/>
+        <w:jc w:val="both"/>
+        <w:rPr>
+          <w:rFonts w:ascii="Times New Roman" w:hAnsi="Times New Roman" w:cs="Times New Roman"/>
+        </w:rPr>
+      </w:pPr>
       <w:r>
         <w:rPr>
           <w:rFonts w:ascii="Times New Roman" w:hAnsi="Times New Roman" w:cs="Times New Roman"/>
           <w:b/>
           <w:bCs/>
-          <w:sz w:val="28"/>
-          <w:szCs w:val="28"/>
-        </w:rPr>
-        <w:t xml:space="preserve"> Process Explorer</w:t>
-      </w:r>
-    </w:p>
-    <w:p>
-      <w:pPr>
-        <w:spacing w:line="360" w:lineRule="auto"/>
-        <w:jc w:val="both"/>
-        <w:rPr>
-          <w:rFonts w:ascii="Times New Roman" w:hAnsi="Times New Roman" w:cs="Times New Roman"/>
-        </w:rPr>
-      </w:pPr>
-      <w:r>
+        </w:rPr>
+        <w:t>DATE:</w:t>
+      </w:r>
+      <w:r>
+        <w:rPr>
+          <w:rFonts w:ascii="Times New Roman" w:hAnsi="Times New Roman" w:cs="Times New Roman"/>
+        </w:rPr>
+        <w:t xml:space="preserve"> </w:t>
+      </w:r>
+    </w:p>
+    <w:p>
+      <w:pPr>
+        <w:spacing w:line="360" w:lineRule="auto"/>
+        <w:jc w:val="both"/>
         <w:rPr>
           <w:rFonts w:ascii="Times New Roman" w:hAnsi="Times New Roman" w:cs="Times New Roman"/>
           <w:b/>
           <w:bCs/>
         </w:rPr>
-        <w:t>EXPERIMENT NO:</w:t>
-      </w:r>
-      <w:r>
-        <w:rPr>
-          <w:rFonts w:ascii="Times New Roman" w:hAnsi="Times New Roman" w:cs="Times New Roman"/>
-        </w:rPr>
-        <w:t xml:space="preserve"> 0</w:t>
-      </w:r>
-      <w:r>
-        <w:rPr>
-          <w:rFonts w:ascii="Times New Roman" w:hAnsi="Times New Roman" w:cs="Times New Roman"/>
-        </w:rPr>
-        <w:t>7</w:t>
-      </w:r>
-      <w:r>
-        <w:rPr>
-          <w:rFonts w:ascii="Times New Roman" w:hAnsi="Times New Roman" w:cs="Times New Roman"/>
-        </w:rPr>
-        <w:t xml:space="preserve">                                                                 </w:t>
-      </w:r>
-    </w:p>
-    <w:p>
-      <w:pPr>
-        <w:spacing w:line="360" w:lineRule="auto"/>
-        <w:jc w:val="both"/>
-        <w:rPr>
-          <w:rFonts w:ascii="Times New Roman" w:hAnsi="Times New Roman" w:cs="Times New Roman"/>
-        </w:rPr>
       </w:pPr>
       <w:r>
         <w:rPr>
@@ -96,31 +93,6 @@
           <w:b/>
           <w:bCs/>
         </w:rPr>
-        <w:t>DATE:</w:t>
-      </w:r>
-      <w:r>
-        <w:rPr>
-          <w:rFonts w:ascii="Times New Roman" w:hAnsi="Times New Roman" w:cs="Times New Roman"/>
-        </w:rPr>
-        <w:t xml:space="preserve"> </w:t>
-      </w:r>
-    </w:p>
-    <w:p>
-      <w:pPr>
-        <w:spacing w:line="360" w:lineRule="auto"/>
-        <w:jc w:val="both"/>
-        <w:rPr>
-          <w:rFonts w:ascii="Times New Roman" w:hAnsi="Times New Roman" w:cs="Times New Roman"/>
-          <w:b/>
-          <w:bCs/>
-        </w:rPr>
-      </w:pPr>
-      <w:r>
-        <w:rPr>
-          <w:rFonts w:ascii="Times New Roman" w:hAnsi="Times New Roman" w:cs="Times New Roman"/>
-          <w:b/>
-          <w:bCs/>
-        </w:rPr>
         <w:t>1. AIM</w:t>
       </w:r>
     </w:p>
@@ -136,35 +108,7 @@
         <w:rPr>
           <w:rFonts w:ascii="Times New Roman" w:hAnsi="Times New Roman" w:cs="Times New Roman"/>
         </w:rPr>
-        <w:t xml:space="preserve">To configure an Android mobile forensics environment, establish a secure ADB bridge connection, utilize the </w:t>
-      </w:r>
-      <w:proofErr w:type="spellStart"/>
-      <w:r>
-        <w:rPr>
-          <w:rFonts w:ascii="Times New Roman" w:hAnsi="Times New Roman" w:cs="Times New Roman"/>
-        </w:rPr>
-        <w:t>AFLogical</w:t>
-      </w:r>
-      <w:proofErr w:type="spellEnd"/>
-      <w:r>
-        <w:rPr>
-          <w:rFonts w:ascii="Times New Roman" w:hAnsi="Times New Roman" w:cs="Times New Roman"/>
-        </w:rPr>
-        <w:t xml:space="preserve"> OSE application to perform a logical data extraction, and transfer, verify, and </w:t>
-      </w:r>
-      <w:proofErr w:type="spellStart"/>
-      <w:r>
-        <w:rPr>
-          <w:rFonts w:ascii="Times New Roman" w:hAnsi="Times New Roman" w:cs="Times New Roman"/>
-        </w:rPr>
-        <w:t>analyze</w:t>
-      </w:r>
-      <w:proofErr w:type="spellEnd"/>
-      <w:r>
-        <w:rPr>
-          <w:rFonts w:ascii="Times New Roman" w:hAnsi="Times New Roman" w:cs="Times New Roman"/>
-        </w:rPr>
-        <w:t xml:space="preserve"> the resulting CSV artifacts.</w:t>
+        <w:t>To configure an Android mobile forensics environment, establish a secure ADB bridge connection, utilize the AFLogical OSE application to perform a logical data extraction, and transfer, verify, and analyze the resulting CSV artifacts.</w:t>
       </w:r>
     </w:p>
     <w:p>
@@ -237,35 +181,7 @@
         <w:rPr>
           <w:rFonts w:ascii="Times New Roman" w:hAnsi="Times New Roman" w:cs="Times New Roman"/>
         </w:rPr>
-        <w:t xml:space="preserve"> </w:t>
-      </w:r>
-      <w:proofErr w:type="spellStart"/>
-      <w:r>
-        <w:rPr>
-          <w:rFonts w:ascii="Times New Roman" w:hAnsi="Times New Roman" w:cs="Times New Roman"/>
-        </w:rPr>
-        <w:t>AFLogical</w:t>
-      </w:r>
-      <w:proofErr w:type="spellEnd"/>
-      <w:r>
-        <w:rPr>
-          <w:rFonts w:ascii="Times New Roman" w:hAnsi="Times New Roman" w:cs="Times New Roman"/>
-        </w:rPr>
-        <w:t xml:space="preserve"> OSE (</w:t>
-      </w:r>
-      <w:proofErr w:type="gramStart"/>
-      <w:r>
-        <w:rPr>
-          <w:rFonts w:ascii="Times New Roman" w:hAnsi="Times New Roman" w:cs="Times New Roman"/>
-        </w:rPr>
-        <w:t>Open Source</w:t>
-      </w:r>
-      <w:proofErr w:type="gramEnd"/>
-      <w:r>
-        <w:rPr>
-          <w:rFonts w:ascii="Times New Roman" w:hAnsi="Times New Roman" w:cs="Times New Roman"/>
-        </w:rPr>
-        <w:t xml:space="preserve"> Edition) APK, Android Debug Bridge (ADB) CLI utility</w:t>
+        <w:t xml:space="preserve"> AFLogical OSE (Open Source Edition) APK, Android Debug Bridge (ADB) CLI utility</w:t>
       </w:r>
     </w:p>
     <w:p>
@@ -348,84 +264,39 @@
         <w:spacing w:line="360" w:lineRule="auto"/>
         <w:jc w:val="both"/>
         <w:rPr>
-          <w:rFonts w:ascii="Times New Roman" w:hAnsi="Times New Roman" w:cs="Times New Roman"/>
-        </w:rPr>
-      </w:pPr>
-      <w:r>
-        <w:rPr>
-          <w:rFonts w:ascii="Times New Roman" w:hAnsi="Times New Roman" w:cs="Times New Roman"/>
-        </w:rPr>
-        <w:t xml:space="preserve">Logical data extraction is a non-invasive mobile forensics technique used to gather structured data directly from an operating device's active databases and content providers without requiring root access. </w:t>
-      </w:r>
-      <w:proofErr w:type="spellStart"/>
-      <w:r>
-        <w:rPr>
-          <w:rFonts w:ascii="Times New Roman" w:hAnsi="Times New Roman" w:cs="Times New Roman"/>
-        </w:rPr>
-        <w:t>AFLogical</w:t>
-      </w:r>
-      <w:proofErr w:type="spellEnd"/>
-      <w:r>
-        <w:rPr>
-          <w:rFonts w:ascii="Times New Roman" w:hAnsi="Times New Roman" w:cs="Times New Roman"/>
-        </w:rPr>
-        <w:t xml:space="preserve"> OSE (</w:t>
-      </w:r>
-      <w:proofErr w:type="gramStart"/>
-      <w:r>
-        <w:rPr>
-          <w:rFonts w:ascii="Times New Roman" w:hAnsi="Times New Roman" w:cs="Times New Roman"/>
-        </w:rPr>
-        <w:t>Open Source</w:t>
-      </w:r>
-      <w:proofErr w:type="gramEnd"/>
-      <w:r>
-        <w:rPr>
-          <w:rFonts w:ascii="Times New Roman" w:hAnsi="Times New Roman" w:cs="Times New Roman"/>
-        </w:rPr>
-        <w:t xml:space="preserve"> Edition, developed by </w:t>
-      </w:r>
-      <w:proofErr w:type="spellStart"/>
-      <w:r>
-        <w:rPr>
-          <w:rFonts w:ascii="Times New Roman" w:hAnsi="Times New Roman" w:cs="Times New Roman"/>
-        </w:rPr>
-        <w:t>viaForensics</w:t>
-      </w:r>
-      <w:proofErr w:type="spellEnd"/>
-      <w:r>
-        <w:rPr>
-          <w:rFonts w:ascii="Times New Roman" w:hAnsi="Times New Roman" w:cs="Times New Roman"/>
-        </w:rPr>
-        <w:t>) is an application-based tool installed via ADB that queries the device's internal databases to extract critical user artifacts—including contacts, SMS messages, MMS messages, and call logs. The extracted records are compiled and stored locally in standardized CSV (Comma-Separated Values) format, allowing investigators to easily pull, review, and document evidentiary records for investigative reporting.</w:t>
-      </w:r>
-    </w:p>
-    <w:p>
-      <w:pPr>
-        <w:spacing w:line="360" w:lineRule="auto"/>
-        <w:jc w:val="both"/>
-        <w:rPr>
-          <w:rFonts w:ascii="Times New Roman" w:hAnsi="Times New Roman" w:cs="Times New Roman"/>
-        </w:rPr>
-      </w:pPr>
-    </w:p>
-    <w:p>
-      <w:pPr>
-        <w:spacing w:line="360" w:lineRule="auto"/>
-        <w:jc w:val="both"/>
-        <w:rPr>
-          <w:rFonts w:ascii="Times New Roman" w:hAnsi="Times New Roman" w:cs="Times New Roman"/>
-        </w:rPr>
-      </w:pPr>
-    </w:p>
-    <w:p>
-      <w:pPr>
-        <w:spacing w:line="360" w:lineRule="auto"/>
-        <w:jc w:val="both"/>
-        <w:rPr>
-          <w:rFonts w:ascii="Times New Roman" w:hAnsi="Times New Roman" w:cs="Times New Roman"/>
-        </w:rPr>
-      </w:pPr>
+          <w:rFonts w:ascii="Times New Roman" w:eastAsia="Times New Roman" w:hAnsi="Times New Roman" w:cs="Times New Roman"/>
+          <w:kern w:val="0"/>
+          <w:lang w:eastAsia="en-IN"/>
+          <w14:ligatures w14:val="none"/>
+        </w:rPr>
+      </w:pPr>
+      <w:r>
+        <w:rPr>
+          <w:rFonts w:ascii="Times New Roman" w:hAnsi="Times New Roman" w:cs="Times New Roman"/>
+        </w:rPr>
+        <w:t>AFLogical OSE (Open Source Edition, developed by viaForensics) is an application-based tool installed via the Android Debug Bridge (ADB). It queries the device's internal databases to extract critical user artifacts—including contacts, SMS messages, MMS messages, and call logs. The extracted records are compiled and stored locally in standardized CSV (Comma-Separated Values) format, allowing investigators to easily pull, review, and document evidentiary records for investigative reporting.</w:t>
+      </w:r>
+      <w:r>
+        <w:rPr>
+          <w:rFonts w:ascii="Times New Roman" w:eastAsia="Times New Roman" w:hAnsi="Times New Roman" w:cs="Times New Roman"/>
+          <w:kern w:val="0"/>
+          <w:lang w:eastAsia="en-IN"/>
+          <w14:ligatures w14:val="none"/>
+        </w:rPr>
+        <w:t xml:space="preserve"> </w:t>
+      </w:r>
+    </w:p>
+    <w:p>
+      <w:pPr>
+        <w:spacing w:line="360" w:lineRule="auto"/>
+        <w:jc w:val="both"/>
+        <w:rPr>
+          <w:rFonts w:ascii="Times New Roman" w:hAnsi="Times New Roman" w:cs="Times New Roman"/>
+        </w:rPr>
+      </w:pPr>
+      <w:r>
+        <w:t>Logical data extraction is a non-invasive mobile forensics technique used to gather structured data directly from an operating device's active databases and content providers without requiring root access. While physical extraction captures a bit-by-bit clone of the flash memory (enabling the recovery of deleted files), logical extraction interacts exclusively with the operating system's APIs to pull active, allocated data.</w:t>
+      </w:r>
     </w:p>
     <w:p>
       <w:pPr>
@@ -601,6 +472,16 @@
     <w:p>
       <w:pPr>
         <w:spacing w:line="360" w:lineRule="auto"/>
+        <w:ind w:left="360"/>
+        <w:jc w:val="both"/>
+        <w:rPr>
+          <w:rFonts w:ascii="Times New Roman" w:hAnsi="Times New Roman" w:cs="Times New Roman"/>
+        </w:rPr>
+      </w:pPr>
+    </w:p>
+    <w:p>
+      <w:pPr>
+        <w:spacing w:line="360" w:lineRule="auto"/>
         <w:jc w:val="both"/>
         <w:rPr>
           <w:rFonts w:ascii="Times New Roman" w:hAnsi="Times New Roman" w:cs="Times New Roman"/>
@@ -656,6 +537,7 @@
     <w:p>
       <w:pPr>
         <w:spacing w:line="360" w:lineRule="auto"/>
+        <w:ind w:left="360"/>
         <w:jc w:val="both"/>
         <w:rPr>
           <w:rFonts w:ascii="Times New Roman" w:hAnsi="Times New Roman" w:cs="Times New Roman"/>
@@ -671,42 +553,96 @@
     <w:p>
       <w:pPr>
         <w:spacing w:line="360" w:lineRule="auto"/>
-        <w:jc w:val="both"/>
-        <w:rPr>
-          <w:rFonts w:ascii="Times New Roman" w:hAnsi="Times New Roman" w:cs="Times New Roman"/>
-        </w:rPr>
-      </w:pPr>
-      <w:proofErr w:type="spellStart"/>
-      <w:r>
-        <w:rPr>
-          <w:rFonts w:ascii="Times New Roman" w:hAnsi="Times New Roman" w:cs="Times New Roman"/>
-        </w:rPr>
-        <w:t>adb</w:t>
-      </w:r>
-      <w:proofErr w:type="spellEnd"/>
-      <w:r>
-        <w:rPr>
-          <w:rFonts w:ascii="Times New Roman" w:hAnsi="Times New Roman" w:cs="Times New Roman"/>
-        </w:rPr>
-        <w:t xml:space="preserve"> devices</w:t>
-      </w:r>
-    </w:p>
-    <w:p>
-      <w:pPr>
-        <w:spacing w:line="360" w:lineRule="auto"/>
-        <w:jc w:val="both"/>
-        <w:rPr>
-          <w:rFonts w:ascii="Times New Roman" w:hAnsi="Times New Roman" w:cs="Times New Roman"/>
-        </w:rPr>
-      </w:pPr>
-      <w:r>
+        <w:ind w:left="360"/>
+        <w:jc w:val="both"/>
+        <w:rPr>
+          <w:rFonts w:ascii="Times New Roman" w:hAnsi="Times New Roman" w:cs="Times New Roman"/>
+        </w:rPr>
+      </w:pPr>
+      <w:r>
+        <w:rPr>
+          <w:rFonts w:ascii="Times New Roman" w:hAnsi="Times New Roman" w:cs="Times New Roman"/>
+        </w:rPr>
+        <w:t>adb devices</w:t>
+      </w:r>
+    </w:p>
+    <w:p>
+      <w:pPr>
+        <w:spacing w:line="360" w:lineRule="auto"/>
+        <w:jc w:val="center"/>
+        <w:rPr>
+          <w:rFonts w:ascii="Times New Roman" w:hAnsi="Times New Roman" w:cs="Times New Roman"/>
+        </w:rPr>
+      </w:pPr>
+      <w:r>
+        <w:rPr>
+          <w:rFonts w:ascii="Times New Roman" w:hAnsi="Times New Roman" w:cs="Times New Roman"/>
+          <w:noProof/>
+        </w:rPr>
+        <w:drawing>
+          <wp:inline distT="0" distB="0" distL="0" distR="0" wp14:anchorId="31336BDA" wp14:editId="55CEB2BE">
+            <wp:extent cx="5264727" cy="1577340"/>
+            <wp:effectExtent l="0" t="0" r="0" b="3810"/>
+            <wp:docPr id="85094585" name="Picture 1"/>
+            <wp:cNvGraphicFramePr>
+              <a:graphicFrameLocks xmlns:a="http://schemas.openxmlformats.org/drawingml/2006/main" noChangeAspect="1"/>
+            </wp:cNvGraphicFramePr>
+            <a:graphic xmlns:a="http://schemas.openxmlformats.org/drawingml/2006/main">
+              <a:graphicData uri="http://schemas.openxmlformats.org/drawingml/2006/picture">
+                <pic:pic xmlns:pic="http://schemas.openxmlformats.org/drawingml/2006/picture">
+                  <pic:nvPicPr>
+                    <pic:cNvPr id="85094585" name=""/>
+                    <pic:cNvPicPr/>
+                  </pic:nvPicPr>
+                  <pic:blipFill>
+                    <a:blip r:embed="rId5"/>
+                    <a:stretch>
+                      <a:fillRect/>
+                    </a:stretch>
+                  </pic:blipFill>
+                  <pic:spPr>
+                    <a:xfrm>
+                      <a:off x="0" y="0"/>
+                      <a:ext cx="5269116" cy="1578655"/>
+                    </a:xfrm>
+                    <a:prstGeom prst="rect">
+                      <a:avLst/>
+                    </a:prstGeom>
+                  </pic:spPr>
+                </pic:pic>
+              </a:graphicData>
+            </a:graphic>
+          </wp:inline>
+        </w:drawing>
+      </w:r>
+    </w:p>
+    <w:p>
+      <w:pPr>
+        <w:spacing w:line="360" w:lineRule="auto"/>
+        <w:jc w:val="center"/>
         <w:rPr>
           <w:rFonts w:ascii="Times New Roman" w:hAnsi="Times New Roman" w:cs="Times New Roman"/>
           <w:i/>
           <w:iCs/>
         </w:rPr>
+      </w:pPr>
+      <w:r>
+        <w:rPr>
+          <w:rFonts w:ascii="Times New Roman" w:hAnsi="Times New Roman" w:cs="Times New Roman"/>
+          <w:i/>
+          <w:iCs/>
+        </w:rPr>
         <w:t>Figure 1: Terminal output displaying the successfully connected Android device via ADB</w:t>
       </w:r>
+    </w:p>
+    <w:p>
+      <w:pPr>
+        <w:spacing w:line="360" w:lineRule="auto"/>
+        <w:jc w:val="center"/>
+        <w:rPr>
+          <w:rFonts w:ascii="Times New Roman" w:hAnsi="Times New Roman" w:cs="Times New Roman"/>
+        </w:rPr>
+      </w:pPr>
     </w:p>
     <w:p>
       <w:pPr>
@@ -722,25 +658,7 @@
           <w:b/>
           <w:bCs/>
         </w:rPr>
-        <w:t xml:space="preserve">Step 3: Deploying and Executing </w:t>
-      </w:r>
-      <w:proofErr w:type="spellStart"/>
-      <w:r>
-        <w:rPr>
-          <w:rFonts w:ascii="Times New Roman" w:hAnsi="Times New Roman" w:cs="Times New Roman"/>
-          <w:b/>
-          <w:bCs/>
-        </w:rPr>
-        <w:t>AFLogical</w:t>
-      </w:r>
-      <w:proofErr w:type="spellEnd"/>
-      <w:r>
-        <w:rPr>
-          <w:rFonts w:ascii="Times New Roman" w:hAnsi="Times New Roman" w:cs="Times New Roman"/>
-          <w:b/>
-          <w:bCs/>
-        </w:rPr>
-        <w:t xml:space="preserve"> OSE</w:t>
+        <w:t>Step 3: Deploying and Executing AFLogical OSE</w:t>
       </w:r>
     </w:p>
     <w:p>
@@ -759,26 +677,13 @@
         <w:rPr>
           <w:rFonts w:ascii="Times New Roman" w:hAnsi="Times New Roman" w:cs="Times New Roman"/>
         </w:rPr>
-        <w:t xml:space="preserve">Navigate to the directory containing the </w:t>
-      </w:r>
-      <w:proofErr w:type="spellStart"/>
-      <w:r>
-        <w:rPr>
-          <w:rFonts w:ascii="Times New Roman" w:hAnsi="Times New Roman" w:cs="Times New Roman"/>
-        </w:rPr>
-        <w:t>aflogical.apk</w:t>
-      </w:r>
-      <w:proofErr w:type="spellEnd"/>
-      <w:r>
-        <w:rPr>
-          <w:rFonts w:ascii="Times New Roman" w:hAnsi="Times New Roman" w:cs="Times New Roman"/>
-        </w:rPr>
-        <w:t xml:space="preserve"> file and push/install the application onto the target device:</w:t>
-      </w:r>
-    </w:p>
-    <w:p>
-      <w:pPr>
-        <w:spacing w:line="360" w:lineRule="auto"/>
+        <w:t>Navigate to the directory containing the aflogical.apk file and push/install the application onto the target device:</w:t>
+      </w:r>
+    </w:p>
+    <w:p>
+      <w:pPr>
+        <w:spacing w:line="360" w:lineRule="auto"/>
+        <w:ind w:left="360"/>
         <w:jc w:val="both"/>
         <w:rPr>
           <w:rFonts w:ascii="Times New Roman" w:hAnsi="Times New Roman" w:cs="Times New Roman"/>
@@ -794,34 +699,90 @@
     <w:p>
       <w:pPr>
         <w:spacing w:line="360" w:lineRule="auto"/>
-        <w:jc w:val="both"/>
-        <w:rPr>
-          <w:rFonts w:ascii="Times New Roman" w:hAnsi="Times New Roman" w:cs="Times New Roman"/>
-        </w:rPr>
-      </w:pPr>
-      <w:proofErr w:type="spellStart"/>
-      <w:r>
-        <w:rPr>
-          <w:rFonts w:ascii="Times New Roman" w:hAnsi="Times New Roman" w:cs="Times New Roman"/>
-        </w:rPr>
-        <w:t>adb</w:t>
-      </w:r>
-      <w:proofErr w:type="spellEnd"/>
-      <w:r>
-        <w:rPr>
-          <w:rFonts w:ascii="Times New Roman" w:hAnsi="Times New Roman" w:cs="Times New Roman"/>
-        </w:rPr>
-        <w:t xml:space="preserve"> install </w:t>
-      </w:r>
-      <w:proofErr w:type="spellStart"/>
-      <w:r>
-        <w:rPr>
-          <w:rFonts w:ascii="Times New Roman" w:hAnsi="Times New Roman" w:cs="Times New Roman"/>
-        </w:rPr>
-        <w:t>aflogical.apk</w:t>
-      </w:r>
-      <w:proofErr w:type="spellEnd"/>
-    </w:p>
+        <w:ind w:left="360"/>
+        <w:jc w:val="both"/>
+        <w:rPr>
+          <w:rFonts w:ascii="Times New Roman" w:hAnsi="Times New Roman" w:cs="Times New Roman"/>
+        </w:rPr>
+      </w:pPr>
+      <w:r>
+        <w:rPr>
+          <w:rFonts w:ascii="Times New Roman" w:hAnsi="Times New Roman" w:cs="Times New Roman"/>
+        </w:rPr>
+        <w:t>adb install aflogical.apk</w:t>
+      </w:r>
+    </w:p>
+    <w:p>
+      <w:pPr>
+        <w:keepNext/>
+        <w:spacing w:line="360" w:lineRule="auto"/>
+        <w:jc w:val="both"/>
+      </w:pPr>
+      <w:r>
+        <w:rPr>
+          <w:rFonts w:ascii="Times New Roman" w:hAnsi="Times New Roman" w:cs="Times New Roman"/>
+          <w:noProof/>
+        </w:rPr>
+        <w:lastRenderedPageBreak/>
+        <w:drawing>
+          <wp:inline distT="0" distB="0" distL="0" distR="0" wp14:anchorId="132275D0" wp14:editId="42C5605F">
+            <wp:extent cx="5731510" cy="755015"/>
+            <wp:effectExtent l="0" t="0" r="2540" b="6985"/>
+            <wp:docPr id="2112277745" name="Picture 1"/>
+            <wp:cNvGraphicFramePr>
+              <a:graphicFrameLocks xmlns:a="http://schemas.openxmlformats.org/drawingml/2006/main" noChangeAspect="1"/>
+            </wp:cNvGraphicFramePr>
+            <a:graphic xmlns:a="http://schemas.openxmlformats.org/drawingml/2006/main">
+              <a:graphicData uri="http://schemas.openxmlformats.org/drawingml/2006/picture">
+                <pic:pic xmlns:pic="http://schemas.openxmlformats.org/drawingml/2006/picture">
+                  <pic:nvPicPr>
+                    <pic:cNvPr id="2112277745" name=""/>
+                    <pic:cNvPicPr/>
+                  </pic:nvPicPr>
+                  <pic:blipFill>
+                    <a:blip r:embed="rId6"/>
+                    <a:stretch>
+                      <a:fillRect/>
+                    </a:stretch>
+                  </pic:blipFill>
+                  <pic:spPr>
+                    <a:xfrm>
+                      <a:off x="0" y="0"/>
+                      <a:ext cx="5731510" cy="755015"/>
+                    </a:xfrm>
+                    <a:prstGeom prst="rect">
+                      <a:avLst/>
+                    </a:prstGeom>
+                  </pic:spPr>
+                </pic:pic>
+              </a:graphicData>
+            </a:graphic>
+          </wp:inline>
+        </w:drawing>
+      </w:r>
+    </w:p>
+    <w:p>
+      <w:pPr>
+        <w:pStyle w:val="Caption"/>
+        <w:jc w:val="center"/>
+        <w:rPr>
+          <w:rFonts w:ascii="Times New Roman" w:hAnsi="Times New Roman" w:cs="Times New Roman"/>
+          <w:color w:val="000000" w:themeColor="text1"/>
+          <w:sz w:val="24"/>
+          <w:szCs w:val="24"/>
+        </w:rPr>
+      </w:pPr>
+      <w:r>
+        <w:rPr>
+          <w:rFonts w:ascii="Times New Roman" w:hAnsi="Times New Roman" w:cs="Times New Roman"/>
+          <w:color w:val="000000" w:themeColor="text1"/>
+          <w:sz w:val="24"/>
+          <w:szCs w:val="24"/>
+        </w:rPr>
+        <w:t>Figure 2:  Successful installation of apk</w:t>
+      </w:r>
+    </w:p>
+    <w:p/>
     <w:p>
       <w:pPr>
         <w:numPr>
@@ -840,7 +801,6 @@
         </w:rPr>
         <w:t xml:space="preserve">Launch the </w:t>
       </w:r>
-      <w:proofErr w:type="spellStart"/>
       <w:r>
         <w:rPr>
           <w:rFonts w:ascii="Times New Roman" w:hAnsi="Times New Roman" w:cs="Times New Roman"/>
@@ -849,7 +809,6 @@
         </w:rPr>
         <w:t>AFLogical</w:t>
       </w:r>
-      <w:proofErr w:type="spellEnd"/>
       <w:r>
         <w:rPr>
           <w:rFonts w:ascii="Times New Roman" w:hAnsi="Times New Roman" w:cs="Times New Roman"/>
@@ -873,62 +832,105 @@
         <w:rPr>
           <w:rFonts w:ascii="Times New Roman" w:hAnsi="Times New Roman" w:cs="Times New Roman"/>
         </w:rPr>
-        <w:t>Select the desired forensic data artifacts to extract (e.g., Contacts, SMS, Call Logs) and initiate the extraction process. The utility automatically writes the compiled records into .csv files within the device's local storage directory (/</w:t>
-      </w:r>
-      <w:proofErr w:type="spellStart"/>
-      <w:r>
-        <w:rPr>
-          <w:rFonts w:ascii="Times New Roman" w:hAnsi="Times New Roman" w:cs="Times New Roman"/>
-        </w:rPr>
-        <w:t>sdcard</w:t>
-      </w:r>
-      <w:proofErr w:type="spellEnd"/>
-      <w:r>
-        <w:rPr>
-          <w:rFonts w:ascii="Times New Roman" w:hAnsi="Times New Roman" w:cs="Times New Roman"/>
-        </w:rPr>
-        <w:t>/</w:t>
-      </w:r>
-      <w:proofErr w:type="spellStart"/>
-      <w:r>
-        <w:rPr>
-          <w:rFonts w:ascii="Times New Roman" w:hAnsi="Times New Roman" w:cs="Times New Roman"/>
-        </w:rPr>
-        <w:t>aflogical</w:t>
-      </w:r>
-      <w:proofErr w:type="spellEnd"/>
-      <w:r>
-        <w:rPr>
-          <w:rFonts w:ascii="Times New Roman" w:hAnsi="Times New Roman" w:cs="Times New Roman"/>
-        </w:rPr>
-        <w:t xml:space="preserve">). </w:t>
-      </w:r>
-      <w:r>
+        <w:t xml:space="preserve">Select the desired forensic data artifacts to extract (e.g., Contacts, SMS, Call Logs) and initiate the extraction process. The utility automatically writes the compiled records into .csv files within the device's local storage directory (/sdcard/aflogical). </w:t>
+      </w:r>
+    </w:p>
+    <w:p>
+      <w:pPr>
+        <w:spacing w:line="360" w:lineRule="auto"/>
+        <w:ind w:left="360"/>
+        <w:jc w:val="both"/>
+        <w:rPr>
+          <w:rFonts w:ascii="Times New Roman" w:hAnsi="Times New Roman" w:cs="Times New Roman"/>
+        </w:rPr>
+      </w:pPr>
+      <w:r>
+        <w:rPr>
+          <w:rFonts w:ascii="Times New Roman" w:hAnsi="Times New Roman" w:cs="Times New Roman"/>
+          <w:noProof/>
+        </w:rPr>
+        <w:drawing>
+          <wp:inline distT="0" distB="0" distL="0" distR="0" wp14:anchorId="24D1EFA9" wp14:editId="0B09E8BC">
+            <wp:extent cx="5731510" cy="2933700"/>
+            <wp:effectExtent l="0" t="0" r="2540" b="0"/>
+            <wp:docPr id="88208385" name="Picture 1"/>
+            <wp:cNvGraphicFramePr>
+              <a:graphicFrameLocks xmlns:a="http://schemas.openxmlformats.org/drawingml/2006/main" noChangeAspect="1"/>
+            </wp:cNvGraphicFramePr>
+            <a:graphic xmlns:a="http://schemas.openxmlformats.org/drawingml/2006/main">
+              <a:graphicData uri="http://schemas.openxmlformats.org/drawingml/2006/picture">
+                <pic:pic xmlns:pic="http://schemas.openxmlformats.org/drawingml/2006/picture">
+                  <pic:nvPicPr>
+                    <pic:cNvPr id="88208385" name=""/>
+                    <pic:cNvPicPr/>
+                  </pic:nvPicPr>
+                  <pic:blipFill>
+                    <a:blip r:embed="rId7"/>
+                    <a:stretch>
+                      <a:fillRect/>
+                    </a:stretch>
+                  </pic:blipFill>
+                  <pic:spPr>
+                    <a:xfrm>
+                      <a:off x="0" y="0"/>
+                      <a:ext cx="5731510" cy="2933700"/>
+                    </a:xfrm>
+                    <a:prstGeom prst="rect">
+                      <a:avLst/>
+                    </a:prstGeom>
+                  </pic:spPr>
+                </pic:pic>
+              </a:graphicData>
+            </a:graphic>
+          </wp:inline>
+        </w:drawing>
+      </w:r>
+    </w:p>
+    <w:p>
+      <w:pPr>
+        <w:spacing w:line="360" w:lineRule="auto"/>
+        <w:ind w:left="360"/>
+        <w:jc w:val="center"/>
         <w:rPr>
           <w:rFonts w:ascii="Times New Roman" w:hAnsi="Times New Roman" w:cs="Times New Roman"/>
           <w:i/>
           <w:iCs/>
         </w:rPr>
-        <w:t xml:space="preserve">Figure 2: </w:t>
-      </w:r>
-      <w:proofErr w:type="spellStart"/>
+      </w:pPr>
       <w:r>
         <w:rPr>
           <w:rFonts w:ascii="Times New Roman" w:hAnsi="Times New Roman" w:cs="Times New Roman"/>
           <w:i/>
           <w:iCs/>
         </w:rPr>
-        <w:t>AFLogical</w:t>
-      </w:r>
-      <w:proofErr w:type="spellEnd"/>
+        <w:t xml:space="preserve">Figure </w:t>
+      </w:r>
       <w:r>
         <w:rPr>
           <w:rFonts w:ascii="Times New Roman" w:hAnsi="Times New Roman" w:cs="Times New Roman"/>
           <w:i/>
           <w:iCs/>
         </w:rPr>
-        <w:t xml:space="preserve"> OSE interface showing data category selection and extraction initiation</w:t>
-      </w:r>
+        <w:t>3</w:t>
+      </w:r>
+      <w:r>
+        <w:rPr>
+          <w:rFonts w:ascii="Times New Roman" w:hAnsi="Times New Roman" w:cs="Times New Roman"/>
+          <w:i/>
+          <w:iCs/>
+        </w:rPr>
+        <w:t>: AFLogical OSE interface showing data category selection and extraction initiation</w:t>
+      </w:r>
+    </w:p>
+    <w:p>
+      <w:pPr>
+        <w:spacing w:line="360" w:lineRule="auto"/>
+        <w:ind w:left="360"/>
+        <w:jc w:val="center"/>
+        <w:rPr>
+          <w:rFonts w:ascii="Times New Roman" w:hAnsi="Times New Roman" w:cs="Times New Roman"/>
+        </w:rPr>
+      </w:pPr>
     </w:p>
     <w:p>
       <w:pPr>
@@ -944,141 +946,23 @@
           <w:b/>
           <w:bCs/>
         </w:rPr>
-        <w:t>Step 4: Transferring Extracted Artifacts via ADB</w:t>
-      </w:r>
-    </w:p>
-    <w:p>
-      <w:pPr>
-        <w:numPr>
-          <w:ilvl w:val="0"/>
-          <w:numId w:val="12"/>
-        </w:numPr>
-        <w:spacing w:line="360" w:lineRule="auto"/>
-        <w:jc w:val="both"/>
-        <w:rPr>
-          <w:rFonts w:ascii="Times New Roman" w:hAnsi="Times New Roman" w:cs="Times New Roman"/>
-        </w:rPr>
-      </w:pPr>
-      <w:r>
-        <w:rPr>
-          <w:rFonts w:ascii="Times New Roman" w:hAnsi="Times New Roman" w:cs="Times New Roman"/>
-        </w:rPr>
-        <w:t xml:space="preserve">Use the </w:t>
-      </w:r>
-      <w:proofErr w:type="spellStart"/>
-      <w:r>
-        <w:rPr>
-          <w:rFonts w:ascii="Times New Roman" w:hAnsi="Times New Roman" w:cs="Times New Roman"/>
-        </w:rPr>
-        <w:t>adb</w:t>
-      </w:r>
-      <w:proofErr w:type="spellEnd"/>
-      <w:r>
-        <w:rPr>
-          <w:rFonts w:ascii="Times New Roman" w:hAnsi="Times New Roman" w:cs="Times New Roman"/>
-        </w:rPr>
-        <w:t xml:space="preserve"> pull command to securely transfer the generated CSV data files from the mobile device's storage directory to the local forensic workstation:</w:t>
-      </w:r>
-    </w:p>
-    <w:p>
-      <w:pPr>
-        <w:spacing w:line="360" w:lineRule="auto"/>
-        <w:jc w:val="both"/>
-        <w:rPr>
-          <w:rFonts w:ascii="Times New Roman" w:hAnsi="Times New Roman" w:cs="Times New Roman"/>
-        </w:rPr>
-      </w:pPr>
-      <w:r>
-        <w:rPr>
-          <w:rFonts w:ascii="Times New Roman" w:hAnsi="Times New Roman" w:cs="Times New Roman"/>
-        </w:rPr>
-        <w:lastRenderedPageBreak/>
-        <w:t>DOS</w:t>
-      </w:r>
-    </w:p>
-    <w:p>
-      <w:pPr>
-        <w:spacing w:line="360" w:lineRule="auto"/>
-        <w:jc w:val="both"/>
-        <w:rPr>
-          <w:rFonts w:ascii="Times New Roman" w:hAnsi="Times New Roman" w:cs="Times New Roman"/>
-        </w:rPr>
-      </w:pPr>
-      <w:proofErr w:type="spellStart"/>
-      <w:r>
-        <w:rPr>
-          <w:rFonts w:ascii="Times New Roman" w:hAnsi="Times New Roman" w:cs="Times New Roman"/>
-        </w:rPr>
-        <w:t>adb</w:t>
-      </w:r>
-      <w:proofErr w:type="spellEnd"/>
-      <w:r>
-        <w:rPr>
-          <w:rFonts w:ascii="Times New Roman" w:hAnsi="Times New Roman" w:cs="Times New Roman"/>
-        </w:rPr>
-        <w:t xml:space="preserve"> pull /</w:t>
-      </w:r>
-      <w:proofErr w:type="spellStart"/>
-      <w:r>
-        <w:rPr>
-          <w:rFonts w:ascii="Times New Roman" w:hAnsi="Times New Roman" w:cs="Times New Roman"/>
-        </w:rPr>
-        <w:t>sdcard</w:t>
-      </w:r>
-      <w:proofErr w:type="spellEnd"/>
-      <w:r>
-        <w:rPr>
-          <w:rFonts w:ascii="Times New Roman" w:hAnsi="Times New Roman" w:cs="Times New Roman"/>
-        </w:rPr>
-        <w:t>/</w:t>
-      </w:r>
-      <w:proofErr w:type="spellStart"/>
-      <w:r>
-        <w:rPr>
-          <w:rFonts w:ascii="Times New Roman" w:hAnsi="Times New Roman" w:cs="Times New Roman"/>
-        </w:rPr>
-        <w:t>aflogical</w:t>
-      </w:r>
-      <w:proofErr w:type="spellEnd"/>
-      <w:r>
-        <w:rPr>
-          <w:rFonts w:ascii="Times New Roman" w:hAnsi="Times New Roman" w:cs="Times New Roman"/>
-        </w:rPr>
-        <w:t xml:space="preserve"> C:\DF\AFLogical_Evidence\</w:t>
-      </w:r>
-    </w:p>
-    <w:p>
-      <w:pPr>
-        <w:spacing w:line="360" w:lineRule="auto"/>
-        <w:jc w:val="both"/>
-        <w:rPr>
-          <w:rFonts w:ascii="Times New Roman" w:hAnsi="Times New Roman" w:cs="Times New Roman"/>
-        </w:rPr>
-      </w:pPr>
-      <w:r>
-        <w:rPr>
-          <w:rFonts w:ascii="Times New Roman" w:hAnsi="Times New Roman" w:cs="Times New Roman"/>
-          <w:i/>
-          <w:iCs/>
-        </w:rPr>
-        <w:t>Figure 3: Pulling extracted CSV evidence files from the mobile directory to the local host</w:t>
-      </w:r>
-    </w:p>
-    <w:p>
-      <w:pPr>
-        <w:spacing w:line="360" w:lineRule="auto"/>
-        <w:jc w:val="both"/>
-        <w:rPr>
-          <w:rFonts w:ascii="Times New Roman" w:hAnsi="Times New Roman" w:cs="Times New Roman"/>
-        </w:rPr>
-      </w:pPr>
+        <w:t xml:space="preserve">Step </w:t>
+      </w:r>
       <w:r>
         <w:rPr>
           <w:rFonts w:ascii="Times New Roman" w:hAnsi="Times New Roman" w:cs="Times New Roman"/>
           <w:b/>
           <w:bCs/>
         </w:rPr>
-        <w:t>Step 5: Data Verification and Analysis</w:t>
+        <w:t>4</w:t>
+      </w:r>
+      <w:r>
+        <w:rPr>
+          <w:rFonts w:ascii="Times New Roman" w:hAnsi="Times New Roman" w:cs="Times New Roman"/>
+          <w:b/>
+          <w:bCs/>
+        </w:rPr>
+        <w:t>: Data Verification and Analysis</w:t>
       </w:r>
     </w:p>
     <w:p>
@@ -1097,30 +981,106 @@
         <w:rPr>
           <w:rFonts w:ascii="Times New Roman" w:hAnsi="Times New Roman" w:cs="Times New Roman"/>
         </w:rPr>
-        <w:t>Navigate to the local destination directory (C:\DF\</w:t>
-      </w:r>
-      <w:proofErr w:type="spellStart"/>
-      <w:r>
-        <w:rPr>
-          <w:rFonts w:ascii="Times New Roman" w:hAnsi="Times New Roman" w:cs="Times New Roman"/>
-        </w:rPr>
-        <w:t>AFLogical_Evidence</w:t>
-      </w:r>
-      <w:proofErr w:type="spellEnd"/>
-      <w:r>
-        <w:rPr>
-          <w:rFonts w:ascii="Times New Roman" w:hAnsi="Times New Roman" w:cs="Times New Roman"/>
-        </w:rPr>
-        <w:t xml:space="preserve">\) and inspect the generated CSV files using spreadsheet software or text editors to verify record integrity. </w:t>
-      </w:r>
-      <w:r>
+        <w:t xml:space="preserve">Navigate to the local destination directory (C:\DF\AFLogical_Evidence\) and inspect the generated CSV files using spreadsheet software or text editors to verify record integrity. </w:t>
+      </w:r>
+    </w:p>
+    <w:p>
+      <w:pPr>
+        <w:spacing w:line="360" w:lineRule="auto"/>
+        <w:ind w:left="360"/>
+        <w:jc w:val="both"/>
+        <w:rPr>
+          <w:rFonts w:ascii="Times New Roman" w:hAnsi="Times New Roman" w:cs="Times New Roman"/>
+        </w:rPr>
+      </w:pPr>
+      <w:r>
+        <w:rPr>
+          <w:rFonts w:ascii="Times New Roman" w:hAnsi="Times New Roman" w:cs="Times New Roman"/>
+          <w:noProof/>
+        </w:rPr>
+        <w:lastRenderedPageBreak/>
+        <w:drawing>
+          <wp:inline distT="0" distB="0" distL="0" distR="0" wp14:anchorId="23A2C97C" wp14:editId="03B57063">
+            <wp:extent cx="5731510" cy="3332480"/>
+            <wp:effectExtent l="0" t="0" r="2540" b="1270"/>
+            <wp:docPr id="1733227758" name="Picture 1"/>
+            <wp:cNvGraphicFramePr>
+              <a:graphicFrameLocks xmlns:a="http://schemas.openxmlformats.org/drawingml/2006/main" noChangeAspect="1"/>
+            </wp:cNvGraphicFramePr>
+            <a:graphic xmlns:a="http://schemas.openxmlformats.org/drawingml/2006/main">
+              <a:graphicData uri="http://schemas.openxmlformats.org/drawingml/2006/picture">
+                <pic:pic xmlns:pic="http://schemas.openxmlformats.org/drawingml/2006/picture">
+                  <pic:nvPicPr>
+                    <pic:cNvPr id="1733227758" name=""/>
+                    <pic:cNvPicPr/>
+                  </pic:nvPicPr>
+                  <pic:blipFill>
+                    <a:blip r:embed="rId8"/>
+                    <a:stretch>
+                      <a:fillRect/>
+                    </a:stretch>
+                  </pic:blipFill>
+                  <pic:spPr>
+                    <a:xfrm>
+                      <a:off x="0" y="0"/>
+                      <a:ext cx="5731510" cy="3332480"/>
+                    </a:xfrm>
+                    <a:prstGeom prst="rect">
+                      <a:avLst/>
+                    </a:prstGeom>
+                  </pic:spPr>
+                </pic:pic>
+              </a:graphicData>
+            </a:graphic>
+          </wp:inline>
+        </w:drawing>
+      </w:r>
+    </w:p>
+    <w:p>
+      <w:pPr>
+        <w:spacing w:line="360" w:lineRule="auto"/>
+        <w:ind w:left="360"/>
+        <w:jc w:val="center"/>
         <w:rPr>
           <w:rFonts w:ascii="Times New Roman" w:hAnsi="Times New Roman" w:cs="Times New Roman"/>
           <w:i/>
           <w:iCs/>
         </w:rPr>
-        <w:t>Figure 4: Examining extracted contact, SMS, and call log artifacts in spreadsheet format</w:t>
-      </w:r>
+      </w:pPr>
+      <w:r>
+        <w:rPr>
+          <w:rFonts w:ascii="Times New Roman" w:hAnsi="Times New Roman" w:cs="Times New Roman"/>
+          <w:i/>
+          <w:iCs/>
+        </w:rPr>
+        <w:t xml:space="preserve">Figure </w:t>
+      </w:r>
+      <w:r>
+        <w:rPr>
+          <w:rFonts w:ascii="Times New Roman" w:hAnsi="Times New Roman" w:cs="Times New Roman"/>
+          <w:i/>
+          <w:iCs/>
+        </w:rPr>
+        <w:t>4</w:t>
+      </w:r>
+      <w:r>
+        <w:rPr>
+          <w:rFonts w:ascii="Times New Roman" w:hAnsi="Times New Roman" w:cs="Times New Roman"/>
+          <w:i/>
+          <w:iCs/>
+        </w:rPr>
+        <w:t>: Examining extracted contact, SMS, and call log artifacts in spreadsheet format</w:t>
+      </w:r>
+    </w:p>
+    <w:p>
+      <w:pPr>
+        <w:spacing w:line="360" w:lineRule="auto"/>
+        <w:ind w:left="360"/>
+        <w:jc w:val="center"/>
+        <w:rPr>
+          <w:rFonts w:ascii="Times New Roman" w:hAnsi="Times New Roman" w:cs="Times New Roman"/>
+        </w:rPr>
+      </w:pPr>
     </w:p>
     <w:p>
       <w:pPr>
@@ -1136,7 +1096,23 @@
           <w:b/>
           <w:bCs/>
         </w:rPr>
-        <w:t>Step 6: Remediation and Cleanup</w:t>
+        <w:t xml:space="preserve">Step </w:t>
+      </w:r>
+      <w:r>
+        <w:rPr>
+          <w:rFonts w:ascii="Times New Roman" w:hAnsi="Times New Roman" w:cs="Times New Roman"/>
+          <w:b/>
+          <w:bCs/>
+        </w:rPr>
+        <w:t>5</w:t>
+      </w:r>
+      <w:r>
+        <w:rPr>
+          <w:rFonts w:ascii="Times New Roman" w:hAnsi="Times New Roman" w:cs="Times New Roman"/>
+          <w:b/>
+          <w:bCs/>
+        </w:rPr>
+        <w:t>: Remediation and Cleanup</w:t>
       </w:r>
     </w:p>
     <w:p>
@@ -1161,6 +1137,7 @@
     <w:p>
       <w:pPr>
         <w:spacing w:line="360" w:lineRule="auto"/>
+        <w:ind w:left="360"/>
         <w:jc w:val="both"/>
         <w:rPr>
           <w:rFonts w:ascii="Times New Roman" w:hAnsi="Times New Roman" w:cs="Times New Roman"/>
@@ -1176,49 +1153,18 @@
     <w:p>
       <w:pPr>
         <w:spacing w:line="360" w:lineRule="auto"/>
-        <w:jc w:val="both"/>
-        <w:rPr>
-          <w:rFonts w:ascii="Times New Roman" w:hAnsi="Times New Roman" w:cs="Times New Roman"/>
-        </w:rPr>
-      </w:pPr>
-      <w:proofErr w:type="spellStart"/>
-      <w:r>
-        <w:rPr>
-          <w:rFonts w:ascii="Times New Roman" w:hAnsi="Times New Roman" w:cs="Times New Roman"/>
-        </w:rPr>
-        <w:t>adb</w:t>
-      </w:r>
-      <w:proofErr w:type="spellEnd"/>
-      <w:r>
-        <w:rPr>
-          <w:rFonts w:ascii="Times New Roman" w:hAnsi="Times New Roman" w:cs="Times New Roman"/>
-        </w:rPr>
-        <w:t xml:space="preserve"> uninstall </w:t>
-      </w:r>
-      <w:proofErr w:type="spellStart"/>
-      <w:proofErr w:type="gramStart"/>
-      <w:r>
-        <w:rPr>
-          <w:rFonts w:ascii="Times New Roman" w:hAnsi="Times New Roman" w:cs="Times New Roman"/>
-        </w:rPr>
-        <w:t>com.viaforensics</w:t>
-      </w:r>
-      <w:proofErr w:type="gramEnd"/>
-      <w:r>
-        <w:rPr>
-          <w:rFonts w:ascii="Times New Roman" w:hAnsi="Times New Roman" w:cs="Times New Roman"/>
-        </w:rPr>
-        <w:t>.</w:t>
-      </w:r>
-      <w:proofErr w:type="gramStart"/>
-      <w:r>
-        <w:rPr>
-          <w:rFonts w:ascii="Times New Roman" w:hAnsi="Times New Roman" w:cs="Times New Roman"/>
-        </w:rPr>
-        <w:t>android.aflogical</w:t>
-      </w:r>
-      <w:proofErr w:type="spellEnd"/>
-      <w:proofErr w:type="gramEnd"/>
+        <w:ind w:left="360"/>
+        <w:jc w:val="both"/>
+        <w:rPr>
+          <w:rFonts w:ascii="Times New Roman" w:hAnsi="Times New Roman" w:cs="Times New Roman"/>
+        </w:rPr>
+      </w:pPr>
+      <w:r>
+        <w:rPr>
+          <w:rFonts w:ascii="Times New Roman" w:hAnsi="Times New Roman" w:cs="Times New Roman"/>
+        </w:rPr>
+        <w:t>adb uninstall com.viaforensics.android.aflogical</w:t>
+      </w:r>
     </w:p>
     <w:p>
       <w:pPr>
@@ -1307,21 +1253,7 @@
         <w:rPr>
           <w:rFonts w:ascii="Times New Roman" w:hAnsi="Times New Roman" w:cs="Times New Roman"/>
         </w:rPr>
-        <w:t xml:space="preserve"> The </w:t>
-      </w:r>
-      <w:proofErr w:type="spellStart"/>
-      <w:r>
-        <w:rPr>
-          <w:rFonts w:ascii="Times New Roman" w:hAnsi="Times New Roman" w:cs="Times New Roman"/>
-        </w:rPr>
-        <w:t>aflogical.apk</w:t>
-      </w:r>
-      <w:proofErr w:type="spellEnd"/>
-      <w:r>
-        <w:rPr>
-          <w:rFonts w:ascii="Times New Roman" w:hAnsi="Times New Roman" w:cs="Times New Roman"/>
-        </w:rPr>
-        <w:t xml:space="preserve"> package was successfully pushed and executed without triggering system integrity faults.</w:t>
+        <w:t xml:space="preserve"> The aflogical.apk package was successfully pushed and executed without triggering system integrity faults.</w:t>
       </w:r>
     </w:p>
     <w:p>
@@ -1369,6 +1301,7 @@
           <w:b/>
           <w:bCs/>
         </w:rPr>
+        <w:lastRenderedPageBreak/>
         <w:t>Data Integrity:</w:t>
       </w:r>
       <w:r>
@@ -1376,6 +1309,47 @@
           <w:rFonts w:ascii="Times New Roman" w:hAnsi="Times New Roman" w:cs="Times New Roman"/>
         </w:rPr>
         <w:t xml:space="preserve"> The pulled data files (contacts.csv, sms.csv, calls.csv) retained exact field parameters, timestamps, and metadata attributes necessary for evidentiary documentation.</w:t>
+      </w:r>
+    </w:p>
+    <w:p>
+      <w:pPr>
+        <w:numPr>
+          <w:ilvl w:val="0"/>
+          <w:numId w:val="15"/>
+        </w:numPr>
+        <w:spacing w:line="360" w:lineRule="auto"/>
+        <w:jc w:val="both"/>
+        <w:rPr>
+          <w:rFonts w:ascii="Times New Roman" w:hAnsi="Times New Roman" w:cs="Times New Roman"/>
+        </w:rPr>
+      </w:pPr>
+      <w:r>
+        <w:rPr>
+          <w:rFonts w:ascii="Times New Roman" w:hAnsi="Times New Roman" w:cs="Times New Roman"/>
+          <w:b/>
+          <w:bCs/>
+        </w:rPr>
+        <w:t>Timestamp Formats:</w:t>
+      </w:r>
+      <w:r>
+        <w:rPr>
+          <w:rFonts w:ascii="Times New Roman" w:hAnsi="Times New Roman" w:cs="Times New Roman"/>
+        </w:rPr>
+        <w:t xml:space="preserve"> Observe how the timestamps were recorded. Mobile devices often store time in </w:t>
+      </w:r>
+      <w:r>
+        <w:rPr>
+          <w:rFonts w:ascii="Times New Roman" w:hAnsi="Times New Roman" w:cs="Times New Roman"/>
+          <w:b/>
+          <w:bCs/>
+        </w:rPr>
+        <w:t>Unix Epoch time</w:t>
+      </w:r>
+      <w:r>
+        <w:rPr>
+          <w:rFonts w:ascii="Times New Roman" w:hAnsi="Times New Roman" w:cs="Times New Roman"/>
+        </w:rPr>
+        <w:t xml:space="preserve"> (milliseconds since Jan 1, 1970) or UTC. Mentioning this shows a deep understanding of forensic data parsing.</w:t>
       </w:r>
     </w:p>
     <w:p>
@@ -1959,25 +1933,49 @@
         <w:jc w:val="both"/>
         <w:rPr>
           <w:rFonts w:ascii="Times New Roman" w:hAnsi="Times New Roman" w:cs="Times New Roman"/>
-        </w:rPr>
-      </w:pPr>
-    </w:p>
-    <w:p>
-      <w:pPr>
-        <w:spacing w:line="360" w:lineRule="auto"/>
-        <w:jc w:val="both"/>
-        <w:rPr>
-          <w:rFonts w:ascii="Times New Roman" w:hAnsi="Times New Roman" w:cs="Times New Roman"/>
           <w:b/>
           <w:bCs/>
         </w:rPr>
       </w:pPr>
-      <w:r>
+    </w:p>
+    <w:p>
+      <w:pPr>
+        <w:spacing w:line="360" w:lineRule="auto"/>
+        <w:jc w:val="both"/>
         <w:rPr>
           <w:rFonts w:ascii="Times New Roman" w:hAnsi="Times New Roman" w:cs="Times New Roman"/>
           <w:b/>
           <w:bCs/>
         </w:rPr>
+      </w:pPr>
+    </w:p>
+    <w:p>
+      <w:pPr>
+        <w:spacing w:line="360" w:lineRule="auto"/>
+        <w:jc w:val="both"/>
+        <w:rPr>
+          <w:rFonts w:ascii="Times New Roman" w:hAnsi="Times New Roman" w:cs="Times New Roman"/>
+          <w:b/>
+          <w:bCs/>
+        </w:rPr>
+      </w:pPr>
+    </w:p>
+    <w:p>
+      <w:pPr>
+        <w:spacing w:line="360" w:lineRule="auto"/>
+        <w:jc w:val="both"/>
+        <w:rPr>
+          <w:rFonts w:ascii="Times New Roman" w:hAnsi="Times New Roman" w:cs="Times New Roman"/>
+          <w:b/>
+          <w:bCs/>
+        </w:rPr>
+      </w:pPr>
+      <w:r>
+        <w:rPr>
+          <w:rFonts w:ascii="Times New Roman" w:hAnsi="Times New Roman" w:cs="Times New Roman"/>
+          <w:b/>
+          <w:bCs/>
+        </w:rPr>
         <w:t>6. RESULT</w:t>
       </w:r>
     </w:p>
@@ -1993,21 +1991,7 @@
         <w:rPr>
           <w:rFonts w:ascii="Times New Roman" w:hAnsi="Times New Roman" w:cs="Times New Roman"/>
         </w:rPr>
-        <w:t xml:space="preserve">Logical data extraction from the Android device was successfully executed using </w:t>
-      </w:r>
-      <w:proofErr w:type="spellStart"/>
-      <w:r>
-        <w:rPr>
-          <w:rFonts w:ascii="Times New Roman" w:hAnsi="Times New Roman" w:cs="Times New Roman"/>
-        </w:rPr>
-        <w:t>AFLogical</w:t>
-      </w:r>
-      <w:proofErr w:type="spellEnd"/>
-      <w:r>
-        <w:rPr>
-          <w:rFonts w:ascii="Times New Roman" w:hAnsi="Times New Roman" w:cs="Times New Roman"/>
-        </w:rPr>
-        <w:t xml:space="preserve"> OSE and ADB commands. Key user artifacts including contacts, call logs, and messaging records were extracted, securely transferred to the host workstation, and verified for forensic analysis.</w:t>
+        <w:t>Logical data extraction from the Android device was successfully executed using AFLogical OSE and ADB commands. Key user artifacts including contacts, call logs, and messaging records were extracted, securely transferred to the host workstation, and verified for forensic analysis.</w:t>
       </w:r>
     </w:p>
     <w:sectPr>

--- a/Experiment-07-AF-Logical/Exp_7.docx
+++ b/Experiment-07-AF-Logical/Exp_7.docx
@@ -22,70 +22,67 @@
           <w:sz w:val="28"/>
           <w:szCs w:val="28"/>
         </w:rPr>
-        <w:t>Identifying Suspicious Processes and Malware Analysis Using Sysinternals Process Explorer</w:t>
-      </w:r>
-    </w:p>
-    <w:p>
-      <w:pPr>
-        <w:spacing w:line="360" w:lineRule="auto"/>
-        <w:jc w:val="both"/>
-        <w:rPr>
-          <w:rFonts w:ascii="Times New Roman" w:hAnsi="Times New Roman" w:cs="Times New Roman"/>
-        </w:rPr>
-      </w:pPr>
+        <w:t xml:space="preserve">Perform logical data extraction from an Android device using ADB and </w:t>
+      </w:r>
+      <w:proofErr w:type="spellStart"/>
       <w:r>
         <w:rPr>
           <w:rFonts w:ascii="Times New Roman" w:hAnsi="Times New Roman" w:cs="Times New Roman"/>
           <w:b/>
           <w:bCs/>
-        </w:rPr>
-        <w:t>EXPERIMENT NO:</w:t>
-      </w:r>
-      <w:r>
-        <w:rPr>
-          <w:rFonts w:ascii="Times New Roman" w:hAnsi="Times New Roman" w:cs="Times New Roman"/>
-        </w:rPr>
-        <w:t xml:space="preserve"> 0</w:t>
-      </w:r>
-      <w:r>
-        <w:rPr>
-          <w:rFonts w:ascii="Times New Roman" w:hAnsi="Times New Roman" w:cs="Times New Roman"/>
-        </w:rPr>
-        <w:t xml:space="preserve">7                                                                 </w:t>
-      </w:r>
-    </w:p>
-    <w:p>
-      <w:pPr>
-        <w:spacing w:line="360" w:lineRule="auto"/>
-        <w:jc w:val="both"/>
-        <w:rPr>
-          <w:rFonts w:ascii="Times New Roman" w:hAnsi="Times New Roman" w:cs="Times New Roman"/>
-        </w:rPr>
-      </w:pPr>
+          <w:sz w:val="28"/>
+          <w:szCs w:val="28"/>
+        </w:rPr>
+        <w:t>AFLogical</w:t>
+      </w:r>
+      <w:proofErr w:type="spellEnd"/>
       <w:r>
         <w:rPr>
           <w:rFonts w:ascii="Times New Roman" w:hAnsi="Times New Roman" w:cs="Times New Roman"/>
           <w:b/>
           <w:bCs/>
-        </w:rPr>
-        <w:t>DATE:</w:t>
-      </w:r>
-      <w:r>
-        <w:rPr>
-          <w:rFonts w:ascii="Times New Roman" w:hAnsi="Times New Roman" w:cs="Times New Roman"/>
-        </w:rPr>
-        <w:t xml:space="preserve"> </w:t>
+          <w:sz w:val="28"/>
+          <w:szCs w:val="28"/>
+        </w:rPr>
+        <w:t xml:space="preserve"> OSE</w:t>
       </w:r>
     </w:p>
     <w:p>
       <w:pPr>
         <w:spacing w:line="360" w:lineRule="auto"/>
         <w:jc w:val="both"/>
+        <w:rPr>
+          <w:rFonts w:ascii="Times New Roman" w:hAnsi="Times New Roman" w:cs="Times New Roman"/>
+        </w:rPr>
+      </w:pPr>
+      <w:r>
         <w:rPr>
           <w:rFonts w:ascii="Times New Roman" w:hAnsi="Times New Roman" w:cs="Times New Roman"/>
           <w:b/>
           <w:bCs/>
         </w:rPr>
+        <w:t>EXPERIMENT NO:</w:t>
+      </w:r>
+      <w:r>
+        <w:rPr>
+          <w:rFonts w:ascii="Times New Roman" w:hAnsi="Times New Roman" w:cs="Times New Roman"/>
+        </w:rPr>
+        <w:t xml:space="preserve"> 0</w:t>
+      </w:r>
+      <w:r>
+        <w:rPr>
+          <w:rFonts w:ascii="Times New Roman" w:hAnsi="Times New Roman" w:cs="Times New Roman"/>
+        </w:rPr>
+        <w:t xml:space="preserve">7                                                                 </w:t>
+      </w:r>
+    </w:p>
+    <w:p>
+      <w:pPr>
+        <w:spacing w:line="360" w:lineRule="auto"/>
+        <w:jc w:val="both"/>
+        <w:rPr>
+          <w:rFonts w:ascii="Times New Roman" w:hAnsi="Times New Roman" w:cs="Times New Roman"/>
+        </w:rPr>
       </w:pPr>
       <w:r>
         <w:rPr>
@@ -93,6 +90,31 @@
           <w:b/>
           <w:bCs/>
         </w:rPr>
+        <w:t>DATE:</w:t>
+      </w:r>
+      <w:r>
+        <w:rPr>
+          <w:rFonts w:ascii="Times New Roman" w:hAnsi="Times New Roman" w:cs="Times New Roman"/>
+        </w:rPr>
+        <w:t xml:space="preserve"> </w:t>
+      </w:r>
+    </w:p>
+    <w:p>
+      <w:pPr>
+        <w:spacing w:line="360" w:lineRule="auto"/>
+        <w:jc w:val="both"/>
+        <w:rPr>
+          <w:rFonts w:ascii="Times New Roman" w:hAnsi="Times New Roman" w:cs="Times New Roman"/>
+          <w:b/>
+          <w:bCs/>
+        </w:rPr>
+      </w:pPr>
+      <w:r>
+        <w:rPr>
+          <w:rFonts w:ascii="Times New Roman" w:hAnsi="Times New Roman" w:cs="Times New Roman"/>
+          <w:b/>
+          <w:bCs/>
+        </w:rPr>
         <w:t>1. AIM</w:t>
       </w:r>
     </w:p>
@@ -108,7 +130,35 @@
         <w:rPr>
           <w:rFonts w:ascii="Times New Roman" w:hAnsi="Times New Roman" w:cs="Times New Roman"/>
         </w:rPr>
-        <w:t>To configure an Android mobile forensics environment, establish a secure ADB bridge connection, utilize the AFLogical OSE application to perform a logical data extraction, and transfer, verify, and analyze the resulting CSV artifacts.</w:t>
+        <w:t xml:space="preserve">To configure an Android mobile forensics environment, establish a secure ADB bridge connection, utilize the </w:t>
+      </w:r>
+      <w:proofErr w:type="spellStart"/>
+      <w:r>
+        <w:rPr>
+          <w:rFonts w:ascii="Times New Roman" w:hAnsi="Times New Roman" w:cs="Times New Roman"/>
+        </w:rPr>
+        <w:t>AFLogical</w:t>
+      </w:r>
+      <w:proofErr w:type="spellEnd"/>
+      <w:r>
+        <w:rPr>
+          <w:rFonts w:ascii="Times New Roman" w:hAnsi="Times New Roman" w:cs="Times New Roman"/>
+        </w:rPr>
+        <w:t xml:space="preserve"> OSE application to perform a logical data extraction, and transfer, verify, and </w:t>
+      </w:r>
+      <w:proofErr w:type="spellStart"/>
+      <w:r>
+        <w:rPr>
+          <w:rFonts w:ascii="Times New Roman" w:hAnsi="Times New Roman" w:cs="Times New Roman"/>
+        </w:rPr>
+        <w:t>analyze</w:t>
+      </w:r>
+      <w:proofErr w:type="spellEnd"/>
+      <w:r>
+        <w:rPr>
+          <w:rFonts w:ascii="Times New Roman" w:hAnsi="Times New Roman" w:cs="Times New Roman"/>
+        </w:rPr>
+        <w:t xml:space="preserve"> the resulting CSV artifacts.</w:t>
       </w:r>
     </w:p>
     <w:p>
@@ -181,7 +231,35 @@
         <w:rPr>
           <w:rFonts w:ascii="Times New Roman" w:hAnsi="Times New Roman" w:cs="Times New Roman"/>
         </w:rPr>
-        <w:t xml:space="preserve"> AFLogical OSE (Open Source Edition) APK, Android Debug Bridge (ADB) CLI utility</w:t>
+        <w:t xml:space="preserve"> </w:t>
+      </w:r>
+      <w:proofErr w:type="spellStart"/>
+      <w:r>
+        <w:rPr>
+          <w:rFonts w:ascii="Times New Roman" w:hAnsi="Times New Roman" w:cs="Times New Roman"/>
+        </w:rPr>
+        <w:t>AFLogical</w:t>
+      </w:r>
+      <w:proofErr w:type="spellEnd"/>
+      <w:r>
+        <w:rPr>
+          <w:rFonts w:ascii="Times New Roman" w:hAnsi="Times New Roman" w:cs="Times New Roman"/>
+        </w:rPr>
+        <w:t xml:space="preserve"> OSE (</w:t>
+      </w:r>
+      <w:proofErr w:type="gramStart"/>
+      <w:r>
+        <w:rPr>
+          <w:rFonts w:ascii="Times New Roman" w:hAnsi="Times New Roman" w:cs="Times New Roman"/>
+        </w:rPr>
+        <w:t>Open Source</w:t>
+      </w:r>
+      <w:proofErr w:type="gramEnd"/>
+      <w:r>
+        <w:rPr>
+          <w:rFonts w:ascii="Times New Roman" w:hAnsi="Times New Roman" w:cs="Times New Roman"/>
+        </w:rPr>
+        <w:t xml:space="preserve"> Edition) APK, Android Debug Bridge (ADB) CLI utility</w:t>
       </w:r>
     </w:p>
     <w:p>
@@ -270,11 +348,47 @@
           <w14:ligatures w14:val="none"/>
         </w:rPr>
       </w:pPr>
-      <w:r>
-        <w:rPr>
-          <w:rFonts w:ascii="Times New Roman" w:hAnsi="Times New Roman" w:cs="Times New Roman"/>
-        </w:rPr>
-        <w:t>AFLogical OSE (Open Source Edition, developed by viaForensics) is an application-based tool installed via the Android Debug Bridge (ADB). It queries the device's internal databases to extract critical user artifacts—including contacts, SMS messages, MMS messages, and call logs. The extracted records are compiled and stored locally in standardized CSV (Comma-Separated Values) format, allowing investigators to easily pull, review, and document evidentiary records for investigative reporting.</w:t>
+      <w:proofErr w:type="spellStart"/>
+      <w:r>
+        <w:rPr>
+          <w:rFonts w:ascii="Times New Roman" w:hAnsi="Times New Roman" w:cs="Times New Roman"/>
+        </w:rPr>
+        <w:t>AFLogical</w:t>
+      </w:r>
+      <w:proofErr w:type="spellEnd"/>
+      <w:r>
+        <w:rPr>
+          <w:rFonts w:ascii="Times New Roman" w:hAnsi="Times New Roman" w:cs="Times New Roman"/>
+        </w:rPr>
+        <w:t xml:space="preserve"> OSE (</w:t>
+      </w:r>
+      <w:proofErr w:type="gramStart"/>
+      <w:r>
+        <w:rPr>
+          <w:rFonts w:ascii="Times New Roman" w:hAnsi="Times New Roman" w:cs="Times New Roman"/>
+        </w:rPr>
+        <w:t>Open Source</w:t>
+      </w:r>
+      <w:proofErr w:type="gramEnd"/>
+      <w:r>
+        <w:rPr>
+          <w:rFonts w:ascii="Times New Roman" w:hAnsi="Times New Roman" w:cs="Times New Roman"/>
+        </w:rPr>
+        <w:t xml:space="preserve"> Edition, developed by </w:t>
+      </w:r>
+      <w:proofErr w:type="spellStart"/>
+      <w:r>
+        <w:rPr>
+          <w:rFonts w:ascii="Times New Roman" w:hAnsi="Times New Roman" w:cs="Times New Roman"/>
+        </w:rPr>
+        <w:t>viaForensics</w:t>
+      </w:r>
+      <w:proofErr w:type="spellEnd"/>
+      <w:r>
+        <w:rPr>
+          <w:rFonts w:ascii="Times New Roman" w:hAnsi="Times New Roman" w:cs="Times New Roman"/>
+        </w:rPr>
+        <w:t>) is an application-based tool installed via the Android Debug Bridge (ADB). It queries the device's internal databases to extract critical user artifacts—including contacts, SMS messages, MMS messages, and call logs. The extracted records are compiled and stored locally in standardized CSV (Comma-Separated Values) format, allowing investigators to easily pull, review, and document evidentiary records for investigative reporting.</w:t>
       </w:r>
       <w:r>
         <w:rPr>
@@ -559,11 +673,19 @@
           <w:rFonts w:ascii="Times New Roman" w:hAnsi="Times New Roman" w:cs="Times New Roman"/>
         </w:rPr>
       </w:pPr>
-      <w:r>
-        <w:rPr>
-          <w:rFonts w:ascii="Times New Roman" w:hAnsi="Times New Roman" w:cs="Times New Roman"/>
-        </w:rPr>
-        <w:t>adb devices</w:t>
+      <w:proofErr w:type="spellStart"/>
+      <w:r>
+        <w:rPr>
+          <w:rFonts w:ascii="Times New Roman" w:hAnsi="Times New Roman" w:cs="Times New Roman"/>
+        </w:rPr>
+        <w:t>adb</w:t>
+      </w:r>
+      <w:proofErr w:type="spellEnd"/>
+      <w:r>
+        <w:rPr>
+          <w:rFonts w:ascii="Times New Roman" w:hAnsi="Times New Roman" w:cs="Times New Roman"/>
+        </w:rPr>
+        <w:t xml:space="preserve"> devices</w:t>
       </w:r>
     </w:p>
     <w:p>
@@ -658,7 +780,25 @@
           <w:b/>
           <w:bCs/>
         </w:rPr>
-        <w:t>Step 3: Deploying and Executing AFLogical OSE</w:t>
+        <w:t xml:space="preserve">Step 3: Deploying and Executing </w:t>
+      </w:r>
+      <w:proofErr w:type="spellStart"/>
+      <w:r>
+        <w:rPr>
+          <w:rFonts w:ascii="Times New Roman" w:hAnsi="Times New Roman" w:cs="Times New Roman"/>
+          <w:b/>
+          <w:bCs/>
+        </w:rPr>
+        <w:t>AFLogical</w:t>
+      </w:r>
+      <w:proofErr w:type="spellEnd"/>
+      <w:r>
+        <w:rPr>
+          <w:rFonts w:ascii="Times New Roman" w:hAnsi="Times New Roman" w:cs="Times New Roman"/>
+          <w:b/>
+          <w:bCs/>
+        </w:rPr>
+        <w:t xml:space="preserve"> OSE</w:t>
       </w:r>
     </w:p>
     <w:p>
@@ -677,7 +817,21 @@
         <w:rPr>
           <w:rFonts w:ascii="Times New Roman" w:hAnsi="Times New Roman" w:cs="Times New Roman"/>
         </w:rPr>
-        <w:t>Navigate to the directory containing the aflogical.apk file and push/install the application onto the target device:</w:t>
+        <w:t xml:space="preserve">Navigate to the directory containing the </w:t>
+      </w:r>
+      <w:proofErr w:type="spellStart"/>
+      <w:r>
+        <w:rPr>
+          <w:rFonts w:ascii="Times New Roman" w:hAnsi="Times New Roman" w:cs="Times New Roman"/>
+        </w:rPr>
+        <w:t>aflogical.apk</w:t>
+      </w:r>
+      <w:proofErr w:type="spellEnd"/>
+      <w:r>
+        <w:rPr>
+          <w:rFonts w:ascii="Times New Roman" w:hAnsi="Times New Roman" w:cs="Times New Roman"/>
+        </w:rPr>
+        <w:t xml:space="preserve"> file and push/install the application onto the target device:</w:t>
       </w:r>
     </w:p>
     <w:p>
@@ -705,12 +859,28 @@
           <w:rFonts w:ascii="Times New Roman" w:hAnsi="Times New Roman" w:cs="Times New Roman"/>
         </w:rPr>
       </w:pPr>
-      <w:r>
-        <w:rPr>
-          <w:rFonts w:ascii="Times New Roman" w:hAnsi="Times New Roman" w:cs="Times New Roman"/>
-        </w:rPr>
-        <w:t>adb install aflogical.apk</w:t>
-      </w:r>
+      <w:proofErr w:type="spellStart"/>
+      <w:r>
+        <w:rPr>
+          <w:rFonts w:ascii="Times New Roman" w:hAnsi="Times New Roman" w:cs="Times New Roman"/>
+        </w:rPr>
+        <w:t>adb</w:t>
+      </w:r>
+      <w:proofErr w:type="spellEnd"/>
+      <w:r>
+        <w:rPr>
+          <w:rFonts w:ascii="Times New Roman" w:hAnsi="Times New Roman" w:cs="Times New Roman"/>
+        </w:rPr>
+        <w:t xml:space="preserve"> install </w:t>
+      </w:r>
+      <w:proofErr w:type="spellStart"/>
+      <w:r>
+        <w:rPr>
+          <w:rFonts w:ascii="Times New Roman" w:hAnsi="Times New Roman" w:cs="Times New Roman"/>
+        </w:rPr>
+        <w:t>aflogical.apk</w:t>
+      </w:r>
+      <w:proofErr w:type="spellEnd"/>
     </w:p>
     <w:p>
       <w:pPr>
@@ -779,8 +949,19 @@
           <w:sz w:val="24"/>
           <w:szCs w:val="24"/>
         </w:rPr>
-        <w:t>Figure 2:  Successful installation of apk</w:t>
-      </w:r>
+        <w:t xml:space="preserve">Figure 2:  Successful installation of </w:t>
+      </w:r>
+      <w:proofErr w:type="spellStart"/>
+      <w:r>
+        <w:rPr>
+          <w:rFonts w:ascii="Times New Roman" w:hAnsi="Times New Roman" w:cs="Times New Roman"/>
+          <w:color w:val="000000" w:themeColor="text1"/>
+          <w:sz w:val="24"/>
+          <w:szCs w:val="24"/>
+        </w:rPr>
+        <w:t>apk</w:t>
+      </w:r>
+      <w:proofErr w:type="spellEnd"/>
     </w:p>
     <w:p/>
     <w:p>
@@ -801,6 +982,7 @@
         </w:rPr>
         <w:t xml:space="preserve">Launch the </w:t>
       </w:r>
+      <w:proofErr w:type="spellStart"/>
       <w:r>
         <w:rPr>
           <w:rFonts w:ascii="Times New Roman" w:hAnsi="Times New Roman" w:cs="Times New Roman"/>
@@ -809,6 +991,7 @@
         </w:rPr>
         <w:t>AFLogical</w:t>
       </w:r>
+      <w:proofErr w:type="spellEnd"/>
       <w:r>
         <w:rPr>
           <w:rFonts w:ascii="Times New Roman" w:hAnsi="Times New Roman" w:cs="Times New Roman"/>
@@ -832,7 +1015,35 @@
         <w:rPr>
           <w:rFonts w:ascii="Times New Roman" w:hAnsi="Times New Roman" w:cs="Times New Roman"/>
         </w:rPr>
-        <w:t xml:space="preserve">Select the desired forensic data artifacts to extract (e.g., Contacts, SMS, Call Logs) and initiate the extraction process. The utility automatically writes the compiled records into .csv files within the device's local storage directory (/sdcard/aflogical). </w:t>
+        <w:t>Select the desired forensic data artifacts to extract (e.g., Contacts, SMS, Call Logs) and initiate the extraction process. The utility automatically writes the compiled records into .csv files within the device's local storage directory (/</w:t>
+      </w:r>
+      <w:proofErr w:type="spellStart"/>
+      <w:r>
+        <w:rPr>
+          <w:rFonts w:ascii="Times New Roman" w:hAnsi="Times New Roman" w:cs="Times New Roman"/>
+        </w:rPr>
+        <w:t>sdcard</w:t>
+      </w:r>
+      <w:proofErr w:type="spellEnd"/>
+      <w:r>
+        <w:rPr>
+          <w:rFonts w:ascii="Times New Roman" w:hAnsi="Times New Roman" w:cs="Times New Roman"/>
+        </w:rPr>
+        <w:t>/</w:t>
+      </w:r>
+      <w:proofErr w:type="spellStart"/>
+      <w:r>
+        <w:rPr>
+          <w:rFonts w:ascii="Times New Roman" w:hAnsi="Times New Roman" w:cs="Times New Roman"/>
+        </w:rPr>
+        <w:t>aflogical</w:t>
+      </w:r>
+      <w:proofErr w:type="spellEnd"/>
+      <w:r>
+        <w:rPr>
+          <w:rFonts w:ascii="Times New Roman" w:hAnsi="Times New Roman" w:cs="Times New Roman"/>
+        </w:rPr>
+        <w:t xml:space="preserve">). </w:t>
       </w:r>
     </w:p>
     <w:p>
@@ -919,7 +1130,25 @@
           <w:i/>
           <w:iCs/>
         </w:rPr>
-        <w:t>: AFLogical OSE interface showing data category selection and extraction initiation</w:t>
+        <w:t xml:space="preserve">: </w:t>
+      </w:r>
+      <w:proofErr w:type="spellStart"/>
+      <w:r>
+        <w:rPr>
+          <w:rFonts w:ascii="Times New Roman" w:hAnsi="Times New Roman" w:cs="Times New Roman"/>
+          <w:i/>
+          <w:iCs/>
+        </w:rPr>
+        <w:t>AFLogical</w:t>
+      </w:r>
+      <w:proofErr w:type="spellEnd"/>
+      <w:r>
+        <w:rPr>
+          <w:rFonts w:ascii="Times New Roman" w:hAnsi="Times New Roman" w:cs="Times New Roman"/>
+          <w:i/>
+          <w:iCs/>
+        </w:rPr>
+        <w:t xml:space="preserve"> OSE interface showing data category selection and extraction initiation</w:t>
       </w:r>
     </w:p>
     <w:p>
@@ -981,7 +1210,21 @@
         <w:rPr>
           <w:rFonts w:ascii="Times New Roman" w:hAnsi="Times New Roman" w:cs="Times New Roman"/>
         </w:rPr>
-        <w:t xml:space="preserve">Navigate to the local destination directory (C:\DF\AFLogical_Evidence\) and inspect the generated CSV files using spreadsheet software or text editors to verify record integrity. </w:t>
+        <w:t>Navigate to the local destination directory (C:\DF\</w:t>
+      </w:r>
+      <w:proofErr w:type="spellStart"/>
+      <w:r>
+        <w:rPr>
+          <w:rFonts w:ascii="Times New Roman" w:hAnsi="Times New Roman" w:cs="Times New Roman"/>
+        </w:rPr>
+        <w:t>AFLogical_Evidence</w:t>
+      </w:r>
+      <w:proofErr w:type="spellEnd"/>
+      <w:r>
+        <w:rPr>
+          <w:rFonts w:ascii="Times New Roman" w:hAnsi="Times New Roman" w:cs="Times New Roman"/>
+        </w:rPr>
+        <w:t xml:space="preserve">\) and inspect the generated CSV files using spreadsheet software or text editors to verify record integrity. </w:t>
       </w:r>
     </w:p>
     <w:p>
@@ -1159,12 +1402,44 @@
           <w:rFonts w:ascii="Times New Roman" w:hAnsi="Times New Roman" w:cs="Times New Roman"/>
         </w:rPr>
       </w:pPr>
-      <w:r>
-        <w:rPr>
-          <w:rFonts w:ascii="Times New Roman" w:hAnsi="Times New Roman" w:cs="Times New Roman"/>
-        </w:rPr>
-        <w:t>adb uninstall com.viaforensics.android.aflogical</w:t>
-      </w:r>
+      <w:proofErr w:type="spellStart"/>
+      <w:r>
+        <w:rPr>
+          <w:rFonts w:ascii="Times New Roman" w:hAnsi="Times New Roman" w:cs="Times New Roman"/>
+        </w:rPr>
+        <w:t>adb</w:t>
+      </w:r>
+      <w:proofErr w:type="spellEnd"/>
+      <w:r>
+        <w:rPr>
+          <w:rFonts w:ascii="Times New Roman" w:hAnsi="Times New Roman" w:cs="Times New Roman"/>
+        </w:rPr>
+        <w:t xml:space="preserve"> uninstall </w:t>
+      </w:r>
+      <w:proofErr w:type="spellStart"/>
+      <w:proofErr w:type="gramStart"/>
+      <w:r>
+        <w:rPr>
+          <w:rFonts w:ascii="Times New Roman" w:hAnsi="Times New Roman" w:cs="Times New Roman"/>
+        </w:rPr>
+        <w:t>com.viaforensics</w:t>
+      </w:r>
+      <w:proofErr w:type="gramEnd"/>
+      <w:r>
+        <w:rPr>
+          <w:rFonts w:ascii="Times New Roman" w:hAnsi="Times New Roman" w:cs="Times New Roman"/>
+        </w:rPr>
+        <w:t>.</w:t>
+      </w:r>
+      <w:proofErr w:type="gramStart"/>
+      <w:r>
+        <w:rPr>
+          <w:rFonts w:ascii="Times New Roman" w:hAnsi="Times New Roman" w:cs="Times New Roman"/>
+        </w:rPr>
+        <w:t>android.aflogical</w:t>
+      </w:r>
+      <w:proofErr w:type="spellEnd"/>
+      <w:proofErr w:type="gramEnd"/>
     </w:p>
     <w:p>
       <w:pPr>
@@ -1253,7 +1528,21 @@
         <w:rPr>
           <w:rFonts w:ascii="Times New Roman" w:hAnsi="Times New Roman" w:cs="Times New Roman"/>
         </w:rPr>
-        <w:t xml:space="preserve"> The aflogical.apk package was successfully pushed and executed without triggering system integrity faults.</w:t>
+        <w:t xml:space="preserve"> The </w:t>
+      </w:r>
+      <w:proofErr w:type="spellStart"/>
+      <w:r>
+        <w:rPr>
+          <w:rFonts w:ascii="Times New Roman" w:hAnsi="Times New Roman" w:cs="Times New Roman"/>
+        </w:rPr>
+        <w:t>aflogical.apk</w:t>
+      </w:r>
+      <w:proofErr w:type="spellEnd"/>
+      <w:r>
+        <w:rPr>
+          <w:rFonts w:ascii="Times New Roman" w:hAnsi="Times New Roman" w:cs="Times New Roman"/>
+        </w:rPr>
+        <w:t xml:space="preserve"> package was successfully pushed and executed without triggering system integrity faults.</w:t>
       </w:r>
     </w:p>
     <w:p>
@@ -1991,7 +2280,21 @@
         <w:rPr>
           <w:rFonts w:ascii="Times New Roman" w:hAnsi="Times New Roman" w:cs="Times New Roman"/>
         </w:rPr>
-        <w:t>Logical data extraction from the Android device was successfully executed using AFLogical OSE and ADB commands. Key user artifacts including contacts, call logs, and messaging records were extracted, securely transferred to the host workstation, and verified for forensic analysis.</w:t>
+        <w:t xml:space="preserve">Logical data extraction from the Android device was successfully executed using </w:t>
+      </w:r>
+      <w:proofErr w:type="spellStart"/>
+      <w:r>
+        <w:rPr>
+          <w:rFonts w:ascii="Times New Roman" w:hAnsi="Times New Roman" w:cs="Times New Roman"/>
+        </w:rPr>
+        <w:t>AFLogical</w:t>
+      </w:r>
+      <w:proofErr w:type="spellEnd"/>
+      <w:r>
+        <w:rPr>
+          <w:rFonts w:ascii="Times New Roman" w:hAnsi="Times New Roman" w:cs="Times New Roman"/>
+        </w:rPr>
+        <w:t xml:space="preserve"> OSE and ADB commands. Key user artifacts including contacts, call logs, and messaging records were extracted, securely transferred to the host workstation, and verified for forensic analysis.</w:t>
       </w:r>
     </w:p>
     <w:sectPr>
@@ -4503,6 +4806,7 @@
   <w:style w:type="character" w:default="1" w:styleId="DefaultParagraphFont">
     <w:name w:val="Default Paragraph Font"/>
     <w:uiPriority w:val="1"/>
+    <w:semiHidden/>
     <w:unhideWhenUsed/>
   </w:style>
   <w:style w:type="table" w:default="1" w:styleId="TableNormal">
